--- a/pr-preview/pr-199/chapters/notation-tracked-changes.docx
+++ b/pr-preview/pr-199/chapters/notation-tracked-changes.docx
@@ -26,7 +26,7 @@
       </w:pPr>
       <w:ins w:id="2" w:author="PR Preview" w:date="2026-01-01T00:00:00Z">
         <w:r>
-          <w:t xml:space="preserve">Last modified: 2026-10-14 02:10:10 (PDT)</w:t>
+          <w:t xml:space="preserve">Last modified: 2026-10-14 02:20:59 (PDT)</w:t>
         </w:r>
       </w:ins>
     </w:p>
@@ -7371,7 +7371,7 @@
       </w:ins>
       <w:ins w:id="18" w:author="PR Preview" w:date="2026-01-01T00:00:00Z">
         <w:r>
-          <w:t xml:space="preserve">then write</w:t>
+          <w:t xml:space="preserve">then print</w:t>
         </w:r>
       </w:ins>
       <w:ins w:id="19" w:author="PR Preview" w:date="2026-01-01T00:00:00Z">
@@ -7451,7 +7451,7 @@
       </w:ins>
       <w:ins w:id="24" w:author="PR Preview" w:date="2026-01-01T00:00:00Z">
         <w:r>
-          <w:t xml:space="preserve">wherever the fitted value appears in a loss, a residual or a risk sum:</w:t>
+          <w:t xml:space="preserve">wherever the fitted value appears in a loss, a residual or a risk sum.</w:t>
         </w:r>
       </w:ins>
       <w:ins w:id="25" w:author="PR Preview" w:date="2026-01-01T00:00:00Z">
@@ -7459,117 +7459,44 @@
           <w:t xml:space="preserve"> </w:t>
         </w:r>
       </w:ins>
-      <m:oMath>
-        <m:r>
-          <m:t>L</m:t>
-        </m:r>
-        <m:r>
-          <m:rPr>
-            <m:sty m:val="p"/>
-          </m:rPr>
-          <m:t>(</m:t>
-        </m:r>
-        <m:sSub>
-          <m:e>
-            <m:r>
-              <m:t>y</m:t>
-            </m:r>
-          </m:e>
-          <m:sub>
-            <m:r>
-              <m:t>i</m:t>
-            </m:r>
-          </m:sub>
-        </m:sSub>
-        <m:r>
-          <m:rPr>
-            <m:sty m:val="p"/>
-          </m:rPr>
-          <m:t>,</m:t>
-        </m:r>
-        <m:sSub>
-          <m:e>
-            <m:acc>
-              <m:accPr>
-                <m:chr m:val="̂"/>
-              </m:accPr>
-              <m:e>
-                <m:r>
-                  <m:t>y</m:t>
-                </m:r>
-              </m:e>
-            </m:acc>
-          </m:e>
-          <m:sub>
-            <m:r>
-              <m:t>i</m:t>
-            </m:r>
-          </m:sub>
-        </m:sSub>
-        <m:r>
-          <m:rPr>
-            <m:sty m:val="p"/>
-          </m:rPr>
-          <m:t>)</m:t>
-        </m:r>
-      </m:oMath>
       <w:ins w:id="26" w:author="PR Preview" w:date="2026-01-01T00:00:00Z">
+        <w:r>
+          <w:t xml:space="preserve">Keep</w:t>
+        </w:r>
+      </w:ins>
+      <w:ins w:id="27" w:author="PR Preview" w:date="2026-01-01T00:00:00Z">
         <w:r>
           <w:t xml:space="preserve"> </w:t>
         </w:r>
       </w:ins>
-      <w:ins w:id="27" w:author="PR Preview" w:date="2026-01-01T00:00:00Z">
-        <w:r>
-          <w:t xml:space="preserve">and</w:t>
-        </w:r>
-      </w:ins>
+      <m:oMath>
+        <m:r>
+          <m:t>h</m:t>
+        </m:r>
+        <m:r>
+          <m:rPr>
+            <m:sty m:val="p"/>
+          </m:rPr>
+          <m:t>(</m:t>
+        </m:r>
+        <m:r>
+          <m:t>x</m:t>
+        </m:r>
+        <m:r>
+          <m:rPr>
+            <m:sty m:val="p"/>
+          </m:rPr>
+          <m:t>)</m:t>
+        </m:r>
+      </m:oMath>
       <w:ins w:id="28" w:author="PR Preview" w:date="2026-01-01T00:00:00Z">
         <w:r>
           <w:t xml:space="preserve"> </w:t>
         </w:r>
       </w:ins>
-      <m:oMath>
-        <m:sSub>
-          <m:e>
-            <m:r>
-              <m:t>y</m:t>
-            </m:r>
-          </m:e>
-          <m:sub>
-            <m:r>
-              <m:t>i</m:t>
-            </m:r>
-          </m:sub>
-        </m:sSub>
-        <m:r>
-          <m:rPr>
-            <m:sty m:val="p"/>
-          </m:rPr>
-          <m:t>−</m:t>
-        </m:r>
-        <m:sSub>
-          <m:e>
-            <m:acc>
-              <m:accPr>
-                <m:chr m:val="̂"/>
-              </m:accPr>
-              <m:e>
-                <m:r>
-                  <m:t>y</m:t>
-                </m:r>
-              </m:e>
-            </m:acc>
-          </m:e>
-          <m:sub>
-            <m:r>
-              <m:t>i</m:t>
-            </m:r>
-          </m:sub>
-        </m:sSub>
-      </m:oMath>
       <w:ins w:id="29" w:author="PR Preview" w:date="2026-01-01T00:00:00Z">
         <w:r>
-          <w:t xml:space="preserve">, not</w:t>
+          <w:t xml:space="preserve">where</w:t>
         </w:r>
       </w:ins>
       <w:ins w:id="30" w:author="PR Preview" w:date="2026-01-01T00:00:00Z">
@@ -7579,64 +7506,7 @@
       </w:ins>
       <m:oMath>
         <m:r>
-          <m:t>L</m:t>
-        </m:r>
-        <m:r>
-          <m:rPr>
-            <m:sty m:val="p"/>
-          </m:rPr>
-          <m:t>(</m:t>
-        </m:r>
-        <m:sSub>
-          <m:e>
-            <m:r>
-              <m:t>y</m:t>
-            </m:r>
-          </m:e>
-          <m:sub>
-            <m:r>
-              <m:t>i</m:t>
-            </m:r>
-          </m:sub>
-        </m:sSub>
-        <m:r>
-          <m:rPr>
-            <m:sty m:val="p"/>
-          </m:rPr>
-          <m:t>,</m:t>
-        </m:r>
-        <m:r>
           <m:t>h</m:t>
-        </m:r>
-        <m:r>
-          <m:rPr>
-            <m:sty m:val="p"/>
-          </m:rPr>
-          <m:t>(</m:t>
-        </m:r>
-        <m:sSub>
-          <m:e>
-            <m:r>
-              <m:t>x</m:t>
-            </m:r>
-          </m:e>
-          <m:sub>
-            <m:r>
-              <m:t>i</m:t>
-            </m:r>
-          </m:sub>
-        </m:sSub>
-        <m:r>
-          <m:rPr>
-            <m:sty m:val="p"/>
-          </m:rPr>
-          <m:t>)</m:t>
-        </m:r>
-        <m:r>
-          <m:rPr>
-            <m:sty m:val="p"/>
-          </m:rPr>
-          <m:t>)</m:t>
         </m:r>
       </m:oMath>
       <w:ins w:id="31" w:author="PR Preview" w:date="2026-01-01T00:00:00Z">
@@ -7646,7 +7516,7 @@
       </w:ins>
       <w:ins w:id="32" w:author="PR Preview" w:date="2026-01-01T00:00:00Z">
         <w:r>
-          <w:t xml:space="preserve">and</w:t>
+          <w:t xml:space="preserve">itself is the subject,</w:t>
         </w:r>
       </w:ins>
       <w:ins w:id="33" w:author="PR Preview" w:date="2026-01-01T00:00:00Z">
@@ -7654,56 +7524,9 @@
           <w:t xml:space="preserve"> </w:t>
         </w:r>
       </w:ins>
-      <m:oMath>
-        <m:sSub>
-          <m:e>
-            <m:r>
-              <m:t>y</m:t>
-            </m:r>
-          </m:e>
-          <m:sub>
-            <m:r>
-              <m:t>i</m:t>
-            </m:r>
-          </m:sub>
-        </m:sSub>
-        <m:r>
-          <m:rPr>
-            <m:sty m:val="p"/>
-          </m:rPr>
-          <m:t>−</m:t>
-        </m:r>
-        <m:r>
-          <m:t>h</m:t>
-        </m:r>
-        <m:r>
-          <m:rPr>
-            <m:sty m:val="p"/>
-          </m:rPr>
-          <m:t>(</m:t>
-        </m:r>
-        <m:sSub>
-          <m:e>
-            <m:r>
-              <m:t>x</m:t>
-            </m:r>
-          </m:e>
-          <m:sub>
-            <m:r>
-              <m:t>i</m:t>
-            </m:r>
-          </m:sub>
-        </m:sSub>
-        <m:r>
-          <m:rPr>
-            <m:sty m:val="p"/>
-          </m:rPr>
-          <m:t>)</m:t>
-        </m:r>
-      </m:oMath>
       <w:ins w:id="34" w:author="PR Preview" w:date="2026-01-01T00:00:00Z">
         <w:r>
-          <w:t xml:space="preserve">.</w:t>
+          <w:t xml:space="preserve">as in</w:t>
         </w:r>
       </w:ins>
       <w:ins w:id="35" w:author="PR Preview" w:date="2026-01-01T00:00:00Z">
@@ -7713,7 +7536,7 @@
       </w:ins>
       <w:ins w:id="36" w:author="PR Preview" w:date="2026-01-01T00:00:00Z">
         <w:r>
-          <w:t xml:space="preserve">Keep</w:t>
+          <w:t xml:space="preserve">“the linear function</w:t>
         </w:r>
       </w:ins>
       <w:ins w:id="37" w:author="PR Preview" w:date="2026-01-01T00:00:00Z">
@@ -7740,15 +7563,54 @@
           </m:rPr>
           <m:t>)</m:t>
         </m:r>
+        <m:r>
+          <m:rPr>
+            <m:sty m:val="p"/>
+          </m:rPr>
+          <m:t>=</m:t>
+        </m:r>
+        <m:sSub>
+          <m:e>
+            <m:r>
+              <m:t>β</m:t>
+            </m:r>
+          </m:e>
+          <m:sub>
+            <m:r>
+              <m:t>0</m:t>
+            </m:r>
+          </m:sub>
+        </m:sSub>
+        <m:r>
+          <m:rPr>
+            <m:sty m:val="p"/>
+          </m:rPr>
+          <m:t>+</m:t>
+        </m:r>
+        <m:sSub>
+          <m:e>
+            <m:r>
+              <m:t>β</m:t>
+            </m:r>
+          </m:e>
+          <m:sub>
+            <m:r>
+              <m:t>x</m:t>
+            </m:r>
+          </m:sub>
+        </m:sSub>
+        <m:r>
+          <m:t>x</m:t>
+        </m:r>
       </m:oMath>
       <w:ins w:id="38" w:author="PR Preview" w:date="2026-01-01T00:00:00Z">
         <w:r>
-          <w:t xml:space="preserve"> </w:t>
+          <w:t xml:space="preserve">”</w:t>
         </w:r>
       </w:ins>
       <w:ins w:id="39" w:author="PR Preview" w:date="2026-01-01T00:00:00Z">
         <w:r>
-          <w:t xml:space="preserve">where</w:t>
+          <w:t xml:space="preserve">,</w:t>
         </w:r>
       </w:ins>
       <w:ins w:id="40" w:author="PR Preview" w:date="2026-01-01T00:00:00Z">
@@ -7756,126 +7618,12 @@
           <w:t xml:space="preserve"> </w:t>
         </w:r>
       </w:ins>
-      <m:oMath>
-        <m:r>
-          <m:t>h</m:t>
-        </m:r>
-      </m:oMath>
       <w:ins w:id="41" w:author="PR Preview" w:date="2026-01-01T00:00:00Z">
-        <w:r>
-          <w:t xml:space="preserve"> </w:t>
-        </w:r>
-      </w:ins>
-      <w:ins w:id="42" w:author="PR Preview" w:date="2026-01-01T00:00:00Z">
-        <w:r>
-          <w:t xml:space="preserve">itself is the subject,</w:t>
-        </w:r>
-      </w:ins>
-      <w:ins w:id="43" w:author="PR Preview" w:date="2026-01-01T00:00:00Z">
-        <w:r>
-          <w:t xml:space="preserve"> </w:t>
-        </w:r>
-      </w:ins>
-      <w:ins w:id="44" w:author="PR Preview" w:date="2026-01-01T00:00:00Z">
-        <w:r>
-          <w:t xml:space="preserve">as in</w:t>
-        </w:r>
-      </w:ins>
-      <w:ins w:id="45" w:author="PR Preview" w:date="2026-01-01T00:00:00Z">
-        <w:r>
-          <w:t xml:space="preserve"> </w:t>
-        </w:r>
-      </w:ins>
-      <w:ins w:id="46" w:author="PR Preview" w:date="2026-01-01T00:00:00Z">
-        <w:r>
-          <w:t xml:space="preserve">“the linear function</w:t>
-        </w:r>
-      </w:ins>
-      <w:ins w:id="47" w:author="PR Preview" w:date="2026-01-01T00:00:00Z">
-        <w:r>
-          <w:t xml:space="preserve"> </w:t>
-        </w:r>
-      </w:ins>
-      <m:oMath>
-        <m:r>
-          <m:t>h</m:t>
-        </m:r>
-        <m:r>
-          <m:rPr>
-            <m:sty m:val="p"/>
-          </m:rPr>
-          <m:t>(</m:t>
-        </m:r>
-        <m:r>
-          <m:t>x</m:t>
-        </m:r>
-        <m:r>
-          <m:rPr>
-            <m:sty m:val="p"/>
-          </m:rPr>
-          <m:t>)</m:t>
-        </m:r>
-        <m:r>
-          <m:rPr>
-            <m:sty m:val="p"/>
-          </m:rPr>
-          <m:t>=</m:t>
-        </m:r>
-        <m:sSub>
-          <m:e>
-            <m:r>
-              <m:t>β</m:t>
-            </m:r>
-          </m:e>
-          <m:sub>
-            <m:r>
-              <m:t>0</m:t>
-            </m:r>
-          </m:sub>
-        </m:sSub>
-        <m:r>
-          <m:rPr>
-            <m:sty m:val="p"/>
-          </m:rPr>
-          <m:t>+</m:t>
-        </m:r>
-        <m:sSub>
-          <m:e>
-            <m:r>
-              <m:t>β</m:t>
-            </m:r>
-          </m:e>
-          <m:sub>
-            <m:r>
-              <m:t>x</m:t>
-            </m:r>
-          </m:sub>
-        </m:sSub>
-        <m:r>
-          <m:t>x</m:t>
-        </m:r>
-      </m:oMath>
-      <w:ins w:id="48" w:author="PR Preview" w:date="2026-01-01T00:00:00Z">
-        <w:r>
-          <w:t xml:space="preserve">”</w:t>
-        </w:r>
-      </w:ins>
-      <w:ins w:id="49" w:author="PR Preview" w:date="2026-01-01T00:00:00Z">
-        <w:r>
-          <w:t xml:space="preserve">,</w:t>
-        </w:r>
-      </w:ins>
-      <w:ins w:id="50" w:author="PR Preview" w:date="2026-01-01T00:00:00Z">
-        <w:r>
-          <w:t xml:space="preserve"> </w:t>
-        </w:r>
-      </w:ins>
-      <w:ins w:id="51" w:author="PR Preview" w:date="2026-01-01T00:00:00Z">
         <w:r>
           <w:t xml:space="preserve">and where the output is not a prediction of</w:t>
         </w:r>
       </w:ins>
-      <w:ins w:id="52" w:author="PR Preview" w:date="2026-01-01T00:00:00Z">
+      <w:ins w:id="42" w:author="PR Preview" w:date="2026-01-01T00:00:00Z">
         <w:r>
           <w:t xml:space="preserve"> </w:t>
         </w:r>
@@ -7894,29 +7642,92 @@
           </m:sub>
         </m:sSub>
       </m:oMath>
-      <w:ins w:id="53" w:author="PR Preview" w:date="2026-01-01T00:00:00Z">
+      <w:ins w:id="43" w:author="PR Preview" w:date="2026-01-01T00:00:00Z">
         <w:r>
           <w:t xml:space="preserve">,</w:t>
         </w:r>
       </w:ins>
-      <w:ins w:id="54" w:author="PR Preview" w:date="2026-01-01T00:00:00Z">
+      <w:ins w:id="44" w:author="PR Preview" w:date="2026-01-01T00:00:00Z">
         <w:r>
           <w:t xml:space="preserve"> </w:t>
         </w:r>
       </w:ins>
-      <w:ins w:id="55" w:author="PR Preview" w:date="2026-01-01T00:00:00Z">
+      <w:ins w:id="45" w:author="PR Preview" w:date="2026-01-01T00:00:00Z">
         <w:r>
-          <w:t xml:space="preserve">such as an SVM decision score or a vector of class probabilities.</w:t>
+          <w:t xml:space="preserve">such as the decision score of a support vector machine</w:t>
         </w:r>
       </w:ins>
-      <w:ins w:id="56" w:author="PR Preview" w:date="2026-01-01T00:00:00Z">
+      <w:ins w:id="46" w:author="PR Preview" w:date="2026-01-01T00:00:00Z">
         <w:r>
           <w:t xml:space="preserve"> </w:t>
         </w:r>
       </w:ins>
+      <w:ins w:id="47" w:author="PR Preview" w:date="2026-01-01T00:00:00Z">
+        <w:r>
+          <w:t xml:space="preserve">or a vector of class probabilities.</w:t>
+        </w:r>
+      </w:ins>
+    </w:p>
+    <w:p>
+      <w:pPr>
+        <w:pStyle w:val="BodyText"/>
+      </w:pPr>
+      <w:ins w:id="48" w:author="PR Preview" w:date="2026-01-01T00:00:00Z">
+        <w:r>
+          <w:t xml:space="preserve">In the source, a document that uses the shared macros</w:t>
+        </w:r>
+      </w:ins>
+      <w:ins w:id="49" w:author="PR Preview" w:date="2026-01-01T00:00:00Z">
+        <w:r>
+          <w:t xml:space="preserve"> </w:t>
+        </w:r>
+      </w:ins>
+      <w:ins w:id="50" w:author="PR Preview" w:date="2026-01-01T00:00:00Z">
+        <w:r>
+          <w:t xml:space="preserve">writes the fitted value with the macro for a predicted outcome,</w:t>
+        </w:r>
+      </w:ins>
+      <w:ins w:id="51" w:author="PR Preview" w:date="2026-01-01T00:00:00Z">
+        <w:r>
+          <w:t xml:space="preserve"> </w:t>
+        </w:r>
+      </w:ins>
+      <w:ins w:id="52" w:author="PR Preview" w:date="2026-01-01T00:00:00Z">
+        <w:r>
+          <w:rPr>
+            <w:rStyle w:val="VerbatimChar"/>
+          </w:rPr>
+          <w:t xml:space="preserve">\eoutvar</w:t>
+        </w:r>
+      </w:ins>
+      <w:ins w:id="53" w:author="PR Preview" w:date="2026-01-01T00:00:00Z">
+        <w:r>
+          <w:t xml:space="preserve"> </w:t>
+        </w:r>
+      </w:ins>
+      <w:ins w:id="54" w:author="PR Preview" w:date="2026-01-01T00:00:00Z">
+        <w:r>
+          <w:t xml:space="preserve">(see</w:t>
+        </w:r>
+      </w:ins>
+      <w:ins w:id="55" w:author="PR Preview" w:date="2026-01-01T00:00:00Z">
+        <w:r>
+          <w:t xml:space="preserve"> </w:t>
+        </w:r>
+      </w:ins>
+      <w:hyperlink w:anchor="using-shared-macros">
+        <w:ins w:id="56" w:author="PR Preview" w:date="2026-01-01T00:00:00Z">
+          <w:r>
+            <w:rPr>
+              <w:rStyle w:val="Hyperlink"/>
+            </w:rPr>
+            <w:t xml:space="preserve">Using shared macros</w:t>
+          </w:r>
+        </w:ins>
+      </w:hyperlink>
       <w:ins w:id="57" w:author="PR Preview" w:date="2026-01-01T00:00:00Z">
         <w:r>
-          <w:t xml:space="preserve">In the lab’s macros,</w:t>
+          <w:t xml:space="preserve">),</w:t>
         </w:r>
       </w:ins>
       <w:ins w:id="58" w:author="PR Preview" w:date="2026-01-01T00:00:00Z">
@@ -7926,10 +7737,7 @@
       </w:ins>
       <w:ins w:id="59" w:author="PR Preview" w:date="2026-01-01T00:00:00Z">
         <w:r>
-          <w:rPr>
-            <w:rStyle w:val="VerbatimChar"/>
-          </w:rPr>
-          <w:t xml:space="preserve">\hy</w:t>
+          <w:t xml:space="preserve">and a document without them may write</w:t>
         </w:r>
       </w:ins>
       <w:ins w:id="60" w:author="PR Preview" w:date="2026-01-01T00:00:00Z">
@@ -7939,27 +7747,13 @@
       </w:ins>
       <w:ins w:id="61" w:author="PR Preview" w:date="2026-01-01T00:00:00Z">
         <w:r>
-          <w:t xml:space="preserve">prints</w:t>
+          <w:rPr>
+            <w:rStyle w:val="VerbatimChar"/>
+          </w:rPr>
+          <w:t xml:space="preserve">\hat{y}</w:t>
         </w:r>
       </w:ins>
       <w:ins w:id="62" w:author="PR Preview" w:date="2026-01-01T00:00:00Z">
-        <w:r>
-          <w:t xml:space="preserve"> </w:t>
-        </w:r>
-      </w:ins>
-      <m:oMath>
-        <m:acc>
-          <m:accPr>
-            <m:chr m:val="̂"/>
-          </m:accPr>
-          <m:e>
-            <m:r>
-              <m:t>y</m:t>
-            </m:r>
-          </m:e>
-        </m:acc>
-      </m:oMath>
-      <w:ins w:id="63" w:author="PR Preview" w:date="2026-01-01T00:00:00Z">
         <w:r>
           <w:t xml:space="preserve">.</w:t>
         </w:r>
